--- a/paper/P5_next_kampalas.docx
+++ b/paper/P5_next_kampalas.docx
@@ -477,13 +477,149 @@
       </w:r>
     </w:p>
     <w:bookmarkEnd w:id="10"/>
-    <w:bookmarkStart w:id="11" w:name="data-and-methods"/>
+    <w:bookmarkStart w:id="11" w:name="study-area-six-cities"/>
     <w:p>
       <w:pPr>
         <w:pStyle w:val="Heading1"/>
       </w:pPr>
       <w:r>
-        <w:t xml:space="preserve">2. Data and methods</w:t>
+        <w:t xml:space="preserve">2. Study area: six cities</w:t>
+      </w:r>
+    </w:p>
+    <w:p>
+      <w:pPr>
+        <w:pStyle w:val="FirstParagraph"/>
+      </w:pPr>
+      <w:r>
+        <w:t xml:space="preserve">The five regional cities were among those given city status in 2020 and are promoted as regional growth centres in national planning (Fig. cm5):</w:t>
+      </w:r>
+      <w:r>
+        <w:t xml:space="preserve"> </w:t>
+      </w:r>
+      <w:r>
+        <w:t xml:space="preserve">-</w:t>
+      </w:r>
+      <w:r>
+        <w:t xml:space="preserve"> </w:t>
+      </w:r>
+      <w:r>
+        <w:rPr>
+          <w:b/>
+          <w:bCs/>
+        </w:rPr>
+        <w:t xml:space="preserve">Jinja</w:t>
+      </w:r>
+      <w:r>
+        <w:t xml:space="preserve"> </w:t>
+      </w:r>
+      <w:r>
+        <w:t xml:space="preserve">(about 450,000 people in its 18 km box, 2020) sits on the shore of Lake Victoria at the source of the Nile; an old industrial town with broad lake-shore flats.</w:t>
+      </w:r>
+      <w:r>
+        <w:t xml:space="preserve"> </w:t>
+      </w:r>
+      <w:r>
+        <w:t xml:space="preserve">-</w:t>
+      </w:r>
+      <w:r>
+        <w:t xml:space="preserve"> </w:t>
+      </w:r>
+      <w:r>
+        <w:rPr>
+          <w:b/>
+          <w:bCs/>
+        </w:rPr>
+        <w:t xml:space="preserve">Mbale</w:t>
+      </w:r>
+      <w:r>
+        <w:t xml:space="preserve"> </w:t>
+      </w:r>
+      <w:r>
+        <w:t xml:space="preserve">(470,000) sits at the foot of Mount Elgon, crossed by streams falling from the mountain; the most dissected terrain of the five.</w:t>
+      </w:r>
+      <w:r>
+        <w:t xml:space="preserve"> </w:t>
+      </w:r>
+      <w:r>
+        <w:t xml:space="preserve">-</w:t>
+      </w:r>
+      <w:r>
+        <w:t xml:space="preserve"> </w:t>
+      </w:r>
+      <w:r>
+        <w:rPr>
+          <w:b/>
+          <w:bCs/>
+        </w:rPr>
+        <w:t xml:space="preserve">Mbarara</w:t>
+      </w:r>
+      <w:r>
+        <w:t xml:space="preserve"> </w:t>
+      </w:r>
+      <w:r>
+        <w:t xml:space="preserve">(300,000), in the south-west, spreads along the Rwizi river valley among rolling hills.</w:t>
+      </w:r>
+      <w:r>
+        <w:t xml:space="preserve"> </w:t>
+      </w:r>
+      <w:r>
+        <w:t xml:space="preserve">-</w:t>
+      </w:r>
+      <w:r>
+        <w:t xml:space="preserve"> </w:t>
+      </w:r>
+      <w:r>
+        <w:rPr>
+          <w:b/>
+          <w:bCs/>
+        </w:rPr>
+        <w:t xml:space="preserve">Gulu</w:t>
+      </w:r>
+      <w:r>
+        <w:t xml:space="preserve"> </w:t>
+      </w:r>
+      <w:r>
+        <w:t xml:space="preserve">(250,000), in the north, sits on a gently undulating plateau with shallow valleys.</w:t>
+      </w:r>
+      <w:r>
+        <w:t xml:space="preserve"> </w:t>
+      </w:r>
+      <w:r>
+        <w:t xml:space="preserve">-</w:t>
+      </w:r>
+      <w:r>
+        <w:t xml:space="preserve"> </w:t>
+      </w:r>
+      <w:r>
+        <w:rPr>
+          <w:b/>
+          <w:bCs/>
+        </w:rPr>
+        <w:t xml:space="preserve">Arua</w:t>
+      </w:r>
+      <w:r>
+        <w:t xml:space="preserve"> </w:t>
+      </w:r>
+      <w:r>
+        <w:t xml:space="preserve">(350,000), in the north-west near the borders with DR Congo and South Sudan, also sits on a plateau; its box is smaller because the terrain tile is clipped.</w:t>
+      </w:r>
+    </w:p>
+    <w:p>
+      <w:pPr>
+        <w:pStyle w:val="BodyText"/>
+      </w:pPr>
+      <w:r>
+        <w:t xml:space="preserve">Kampala (3.6 million in its core box) is the reference. The six panels of Fig. cm5 show each city’s valley floors and roads at the same scale and under the same rules.</w:t>
+      </w:r>
+    </w:p>
+    <w:bookmarkEnd w:id="11"/>
+    <w:bookmarkStart w:id="12" w:name="data-and-methods"/>
+    <w:p>
+      <w:pPr>
+        <w:pStyle w:val="Heading1"/>
+      </w:pPr>
+      <w:r>
+        <w:t xml:space="preserve">3. Data and methods</w:t>
       </w:r>
     </w:p>
     <w:tbl>
@@ -692,14 +828,14 @@
         <w:t xml:space="preserve">Channels come from the terrain rather than OpenStreetMap, so that coverage is equal in every city. The Kampala figures here therefore differ slightly from Papers 1 and 3, which used OSM channels.</w:t>
       </w:r>
     </w:p>
-    <w:bookmarkEnd w:id="11"/>
-    <w:bookmarkStart w:id="12" w:name="results"/>
+    <w:bookmarkEnd w:id="12"/>
+    <w:bookmarkStart w:id="13" w:name="results"/>
     <w:p>
       <w:pPr>
         <w:pStyle w:val="Heading1"/>
       </w:pPr>
       <w:r>
-        <w:t xml:space="preserve">3. Results</w:t>
+        <w:t xml:space="preserve">4. Results</w:t>
       </w:r>
     </w:p>
     <w:p>
@@ -711,7 +847,7 @@
           <w:b/>
           <w:bCs/>
         </w:rPr>
-        <w:t xml:space="preserve">3.1 Valley floors built over.</w:t>
+        <w:t xml:space="preserve">4.1 Valley floors built over.</w:t>
       </w:r>
     </w:p>
     <w:tbl>
@@ -1304,7 +1440,7 @@
           <w:b/>
           <w:bCs/>
         </w:rPr>
-        <w:t xml:space="preserve">3.2 People in the water’s path.</w:t>
+        <w:t xml:space="preserve">4.2 People in the water’s path.</w:t>
       </w:r>
     </w:p>
     <w:tbl>
@@ -1819,7 +1955,7 @@
           <w:b/>
           <w:bCs/>
         </w:rPr>
-        <w:t xml:space="preserve">3.3 Building form.</w:t>
+        <w:t xml:space="preserve">4.3 Building form.</w:t>
       </w:r>
       <w:r>
         <w:t xml:space="preserve"> </w:t>
@@ -1837,7 +1973,7 @@
           <w:b/>
           <w:bCs/>
         </w:rPr>
-        <w:t xml:space="preserve">3.4 Roads in the valleys.</w:t>
+        <w:t xml:space="preserve">4.4 Roads in the valleys.</w:t>
       </w:r>
     </w:p>
     <w:tbl>
@@ -2265,19 +2401,39 @@
         <w:t xml:space="preserve">(Fig. kd56. Same terrain-channel rules as Section 2; a crossing is a road passing over a channel cell and not tagged as a bridge. OSM road completeness varies between cities.) Mbale and Mbarara already have Kampala’s share of road on low ground; Jinja and Mbarara are moving their new road into the valleys fastest. Gulu and Arua still have most of their roads on higher ground, the clearest opportunity to keep it that way.</w:t>
       </w:r>
     </w:p>
-    <w:bookmarkEnd w:id="12"/>
-    <w:bookmarkStart w:id="13" w:name="discussion"/>
+    <w:bookmarkEnd w:id="13"/>
+    <w:bookmarkStart w:id="14" w:name="discussion"/>
     <w:p>
       <w:pPr>
         <w:pStyle w:val="Heading1"/>
       </w:pPr>
       <w:r>
-        <w:t xml:space="preserve">4. Discussion</w:t>
-      </w:r>
-    </w:p>
-    <w:p>
-      <w:pPr>
-        <w:pStyle w:val="Compact"/>
+        <w:t xml:space="preserve">5. Discussion</w:t>
+      </w:r>
+    </w:p>
+    <w:p>
+      <w:pPr>
+        <w:numPr>
+          <w:ilvl w:val="0"/>
+          <w:numId w:val="1003"/>
+        </w:numPr>
+      </w:pPr>
+      <w:r>
+        <w:rPr>
+          <w:b/>
+          <w:bCs/>
+        </w:rPr>
+        <w:t xml:space="preserve">Terrain sets the starting point; growth decides the outcome.</w:t>
+      </w:r>
+      <w:r>
+        <w:t xml:space="preserve"> </w:t>
+      </w:r>
+      <w:r>
+        <w:t xml:space="preserve">Mbale’s steep, stream-cut terrain and Mbarara’s river valley put more of their road and housing on low ground from the start, while Gulu and Arua sit on plateaus with shallow valleys. But in every city the newest urban land is more likely to be low than the oldest, because the ridges and higher ground are taken first.</w:t>
+      </w:r>
+    </w:p>
+    <w:p>
+      <w:pPr>
         <w:numPr>
           <w:ilvl w:val="0"/>
           <w:numId w:val="1003"/>
@@ -2299,7 +2455,6 @@
     </w:p>
     <w:p>
       <w:pPr>
-        <w:pStyle w:val="Compact"/>
         <w:numPr>
           <w:ilvl w:val="0"/>
           <w:numId w:val="1003"/>
@@ -2379,7 +2534,6 @@
     </w:p>
     <w:p>
       <w:pPr>
-        <w:pStyle w:val="Compact"/>
         <w:numPr>
           <w:ilvl w:val="0"/>
           <w:numId w:val="1003"/>
@@ -2455,7 +2609,6 @@
     </w:p>
     <w:p>
       <w:pPr>
-        <w:pStyle w:val="Compact"/>
         <w:numPr>
           <w:ilvl w:val="0"/>
           <w:numId w:val="1000"/>
@@ -2465,14 +2618,14 @@
         <w:t xml:space="preserve">Local verification with municipal engineers and the Uganda National Meteorological Authority is the next step.</w:t>
       </w:r>
     </w:p>
-    <w:bookmarkEnd w:id="13"/>
-    <w:bookmarkStart w:id="14" w:name="conclusion"/>
+    <w:bookmarkEnd w:id="14"/>
+    <w:bookmarkStart w:id="15" w:name="conclusion"/>
     <w:p>
       <w:pPr>
         <w:pStyle w:val="Heading1"/>
       </w:pPr>
       <w:r>
-        <w:t xml:space="preserve">5. Conclusion</w:t>
+        <w:t xml:space="preserve">6. Conclusion</w:t>
       </w:r>
     </w:p>
     <w:p>
@@ -2483,8 +2636,8 @@
         <w:t xml:space="preserve">Kampala shows where unmanaged valley-floor development leads. Uganda’s regional cities are on the same path, starting later but moving faster: their low-ground populations are projected to grow up to twice as fast as the cities themselves this decade. Open data can identify these valleys today, while protecting them is still cheap.</w:t>
       </w:r>
     </w:p>
-    <w:bookmarkEnd w:id="14"/>
-    <w:bookmarkStart w:id="15" w:name="figures"/>
+    <w:bookmarkEnd w:id="15"/>
+    <w:bookmarkStart w:id="16" w:name="figures"/>
     <w:p>
       <w:pPr>
         <w:pStyle w:val="Heading1"/>
@@ -2502,7 +2655,7 @@
         </w:numPr>
       </w:pPr>
       <w:r>
-        <w:t xml:space="preserve">kd40: a, valley floor built over 1975–2030; b, people on low ground relative to 2000; c, 2020–30 growth, low ground vs whole area</w:t>
+        <w:t xml:space="preserve">cm5: study area, six cities at the same scale</w:t>
       </w:r>
     </w:p>
     <w:p>
@@ -2514,11 +2667,23 @@
         </w:numPr>
       </w:pPr>
       <w:r>
+        <w:t xml:space="preserve">kd40: a, valley floor built over 1975–2030; b, people on low ground relative to 2000; c, 2020–30 growth, low ground vs whole area</w:t>
+      </w:r>
+    </w:p>
+    <w:p>
+      <w:pPr>
+        <w:pStyle w:val="Compact"/>
+        <w:numPr>
+          <w:ilvl w:val="0"/>
+          <w:numId w:val="1006"/>
+        </w:numPr>
+      </w:pPr>
+      <w:r>
         <w:t xml:space="preserve">kd56: a, share of road on low ground by when its ground urbanised; b, road on low ground and channel crossings per 100 km, by city</w:t>
       </w:r>
     </w:p>
-    <w:bookmarkEnd w:id="15"/>
-    <w:bookmarkStart w:id="16" w:name="references"/>
+    <w:bookmarkEnd w:id="16"/>
+    <w:bookmarkStart w:id="17" w:name="references"/>
     <w:p>
       <w:pPr>
         <w:pStyle w:val="Heading1"/>
@@ -2768,7 +2933,7 @@
         <w:t xml:space="preserve">).</w:t>
       </w:r>
     </w:p>
-    <w:bookmarkEnd w:id="16"/>
+    <w:bookmarkEnd w:id="17"/>
     <w:sectPr>
       <w:footnotePr>
         <w:numRestart w:val="eachSect"/>

--- a/paper/P5_next_kampalas.docx
+++ b/paper/P5_next_kampalas.docx
@@ -477,7 +477,7 @@
       </w:r>
     </w:p>
     <w:bookmarkEnd w:id="10"/>
-    <w:bookmarkStart w:id="11" w:name="study-area-six-cities"/>
+    <w:bookmarkStart w:id="14" w:name="study-area-six-cities"/>
     <w:p>
       <w:pPr>
         <w:pStyle w:val="Heading1"/>
@@ -491,7 +491,7 @@
         <w:pStyle w:val="FirstParagraph"/>
       </w:pPr>
       <w:r>
-        <w:t xml:space="preserve">The five regional cities were among those given city status in 2020 and are promoted as regional growth centres in national planning (Fig. cm5):</w:t>
+        <w:t xml:space="preserve">The five regional cities were among those given city status in 2020 and are promoted as regional growth centres in national planning (Figure 1):</w:t>
       </w:r>
       <w:r>
         <w:t xml:space="preserve"> </w:t>
@@ -606,14 +606,79 @@
     </w:p>
     <w:p>
       <w:pPr>
+        <w:pStyle w:val="CaptionedFigure"/>
+      </w:pPr>
+      <w:r>
+        <w:drawing>
+          <wp:inline>
+            <wp:extent cx="5334000" cy="3464675"/>
+            <wp:effectExtent b="0" l="0" r="0" t="0"/>
+            <wp:docPr descr="Figure 1. Study area: Kampala and the five regional cities, each shown at the same scale with its valley floors and roads on low ground." title="" id="12" name="Picture"/>
+            <a:graphic>
+              <a:graphicData uri="http://schemas.openxmlformats.org/drawingml/2006/picture">
+                <pic:pic>
+                  <pic:nvPicPr>
+                    <pic:cNvPr descr="/Users/charlesgava/uganda-rainfall-climate/figures/kampala_drainage/_docx/cm5_case_next_kampalas.jpg" id="13" name="Picture"/>
+                    <pic:cNvPicPr>
+                      <a:picLocks noChangeArrowheads="1" noChangeAspect="1"/>
+                    </pic:cNvPicPr>
+                  </pic:nvPicPr>
+                  <pic:blipFill>
+                    <a:blip r:embed="rId11"/>
+                    <a:stretch>
+                      <a:fillRect/>
+                    </a:stretch>
+                  </pic:blipFill>
+                  <pic:spPr bwMode="auto">
+                    <a:xfrm>
+                      <a:off x="0" y="0"/>
+                      <a:ext cx="5334000" cy="3464675"/>
+                    </a:xfrm>
+                    <a:prstGeom prst="rect">
+                      <a:avLst/>
+                    </a:prstGeom>
+                    <a:noFill/>
+                    <a:ln w="9525">
+                      <a:noFill/>
+                      <a:headEnd/>
+                      <a:tailEnd/>
+                    </a:ln>
+                  </pic:spPr>
+                </pic:pic>
+              </a:graphicData>
+            </a:graphic>
+          </wp:inline>
+        </w:drawing>
+      </w:r>
+    </w:p>
+    <w:p>
+      <w:pPr>
+        <w:pStyle w:val="ImageCaption"/>
+      </w:pPr>
+      <w:r>
+        <w:rPr>
+          <w:b/>
+          <w:bCs/>
+        </w:rPr>
+        <w:t xml:space="preserve">Figure 1.</w:t>
+      </w:r>
+      <w:r>
+        <w:t xml:space="preserve"> </w:t>
+      </w:r>
+      <w:r>
+        <w:t xml:space="preserve">Study area: Kampala and the five regional cities, each shown at the same scale with its valley floors and roads on low ground.</w:t>
+      </w:r>
+    </w:p>
+    <w:p>
+      <w:pPr>
         <w:pStyle w:val="BodyText"/>
       </w:pPr>
       <w:r>
-        <w:t xml:space="preserve">Kampala (3.6 million in its core box) is the reference. The six panels of Fig. cm5 show each city’s valley floors and roads at the same scale and under the same rules.</w:t>
-      </w:r>
-    </w:p>
-    <w:bookmarkEnd w:id="11"/>
-    <w:bookmarkStart w:id="12" w:name="data-and-methods"/>
+        <w:t xml:space="preserve">Kampala (3.6 million in its core box) is the reference. The six panels of Figure 1 show each city’s valley floors and roads at the same scale and under the same rules.</w:t>
+      </w:r>
+    </w:p>
+    <w:bookmarkEnd w:id="14"/>
+    <w:bookmarkStart w:id="15" w:name="data-and-methods"/>
     <w:p>
       <w:pPr>
         <w:pStyle w:val="Heading1"/>
@@ -828,8 +893,8 @@
         <w:t xml:space="preserve">Channels come from the terrain rather than OpenStreetMap, so that coverage is equal in every city. The Kampala figures here therefore differ slightly from Papers 1 and 3, which used OSM channels.</w:t>
       </w:r>
     </w:p>
-    <w:bookmarkEnd w:id="12"/>
-    <w:bookmarkStart w:id="13" w:name="results"/>
+    <w:bookmarkEnd w:id="15"/>
+    <w:bookmarkStart w:id="22" w:name="results"/>
     <w:p>
       <w:pPr>
         <w:pStyle w:val="Heading1"/>
@@ -1428,7 +1493,72 @@
         <w:pStyle w:val="BodyText"/>
       </w:pPr>
       <w:r>
-        <w:t xml:space="preserve">(GHSL built-up share, uncalibrated, for comparability across cities; Fig. kd40a.)</w:t>
+        <w:t xml:space="preserve">(GHSL built-up share, uncalibrated, for comparability across cities; Figure 2a.)</w:t>
+      </w:r>
+    </w:p>
+    <w:p>
+      <w:pPr>
+        <w:pStyle w:val="CaptionedFigure"/>
+      </w:pPr>
+      <w:r>
+        <w:drawing>
+          <wp:inline>
+            <wp:extent cx="5334000" cy="1818409"/>
+            <wp:effectExtent b="0" l="0" r="0" t="0"/>
+            <wp:docPr descr="Figure 2. (a) Valley floor built over 1975–2030; (b) people on low ground relative to 2000; (c) 2020–30 growth, low ground vs whole area." title="" id="17" name="Picture"/>
+            <a:graphic>
+              <a:graphicData uri="http://schemas.openxmlformats.org/drawingml/2006/picture">
+                <pic:pic>
+                  <pic:nvPicPr>
+                    <pic:cNvPr descr="/Users/charlesgava/uganda-rainfall-climate/figures/kampala_drainage/_docx/kd40_cities_compare.jpg" id="18" name="Picture"/>
+                    <pic:cNvPicPr>
+                      <a:picLocks noChangeArrowheads="1" noChangeAspect="1"/>
+                    </pic:cNvPicPr>
+                  </pic:nvPicPr>
+                  <pic:blipFill>
+                    <a:blip r:embed="rId16"/>
+                    <a:stretch>
+                      <a:fillRect/>
+                    </a:stretch>
+                  </pic:blipFill>
+                  <pic:spPr bwMode="auto">
+                    <a:xfrm>
+                      <a:off x="0" y="0"/>
+                      <a:ext cx="5334000" cy="1818409"/>
+                    </a:xfrm>
+                    <a:prstGeom prst="rect">
+                      <a:avLst/>
+                    </a:prstGeom>
+                    <a:noFill/>
+                    <a:ln w="9525">
+                      <a:noFill/>
+                      <a:headEnd/>
+                      <a:tailEnd/>
+                    </a:ln>
+                  </pic:spPr>
+                </pic:pic>
+              </a:graphicData>
+            </a:graphic>
+          </wp:inline>
+        </w:drawing>
+      </w:r>
+    </w:p>
+    <w:p>
+      <w:pPr>
+        <w:pStyle w:val="ImageCaption"/>
+      </w:pPr>
+      <w:r>
+        <w:rPr>
+          <w:b/>
+          <w:bCs/>
+        </w:rPr>
+        <w:t xml:space="preserve">Figure 2.</w:t>
+      </w:r>
+      <w:r>
+        <w:t xml:space="preserve"> </w:t>
+      </w:r>
+      <w:r>
+        <w:t xml:space="preserve">(a) Valley floor built over 1975–2030; (b) people on low ground relative to 2000; (c) 2020–30 growth, low ground vs whole area.</w:t>
       </w:r>
     </w:p>
     <w:p>
@@ -1943,7 +2073,7 @@
         <w:pStyle w:val="BodyText"/>
       </w:pPr>
       <w:r>
-        <w:t xml:space="preserve">Relative to 2000, low-ground population is projected to have grown 6.3-fold in Mbarara, 4.1-fold in Gulu and 3.6-fold in Mbale by 2030, against 3.1-fold in Kampala (Fig. kd40b). In 2000–2020 low ground already grew faster than the city in all six (Fig. kd40c).</w:t>
+        <w:t xml:space="preserve">Relative to 2000, low-ground population is projected to have grown 6.3-fold in Mbarara, 4.1-fold in Gulu and 3.6-fold in Mbale by 2030, against 3.1-fold in Kampala (Figure 2b). In 2000–2020 low ground already grew faster than the city in all six (Figure 2c).</w:t>
       </w:r>
     </w:p>
     <w:p>
@@ -2398,11 +2528,76 @@
         <w:pStyle w:val="BodyText"/>
       </w:pPr>
       <w:r>
-        <w:t xml:space="preserve">(Fig. kd56. Same terrain-channel rules as Section 2; a crossing is a road passing over a channel cell and not tagged as a bridge. OSM road completeness varies between cities.) Mbale and Mbarara already have Kampala’s share of road on low ground; Jinja and Mbarara are moving their new road into the valleys fastest. Gulu and Arua still have most of their roads on higher ground, the clearest opportunity to keep it that way.</w:t>
-      </w:r>
-    </w:p>
-    <w:bookmarkEnd w:id="13"/>
-    <w:bookmarkStart w:id="14" w:name="discussion"/>
+        <w:t xml:space="preserve">(Figure 3. Same terrain-channel rules as Section 2; a crossing is a road passing over a channel cell and not tagged as a bridge. OSM road completeness varies between cities.) Mbale and Mbarara already have Kampala’s share of road on low ground; Jinja and Mbarara are moving their new road into the valleys fastest. Gulu and Arua still have most of their roads on higher ground, the clearest opportunity to keep it that way.</w:t>
+      </w:r>
+    </w:p>
+    <w:p>
+      <w:pPr>
+        <w:pStyle w:val="CaptionedFigure"/>
+      </w:pPr>
+      <w:r>
+        <w:drawing>
+          <wp:inline>
+            <wp:extent cx="5334000" cy="1874173"/>
+            <wp:effectExtent b="0" l="0" r="0" t="0"/>
+            <wp:docPr descr="Figure 3. (a) Share of road on low ground by when its ground urbanised; (b) road on low ground and channel crossings per 100 km, by city." title="" id="20" name="Picture"/>
+            <a:graphic>
+              <a:graphicData uri="http://schemas.openxmlformats.org/drawingml/2006/picture">
+                <pic:pic>
+                  <pic:nvPicPr>
+                    <pic:cNvPr descr="/Users/charlesgava/uganda-rainfall-climate/figures/kampala_drainage/_docx/kd56_cities_roads.jpg" id="21" name="Picture"/>
+                    <pic:cNvPicPr>
+                      <a:picLocks noChangeArrowheads="1" noChangeAspect="1"/>
+                    </pic:cNvPicPr>
+                  </pic:nvPicPr>
+                  <pic:blipFill>
+                    <a:blip r:embed="rId19"/>
+                    <a:stretch>
+                      <a:fillRect/>
+                    </a:stretch>
+                  </pic:blipFill>
+                  <pic:spPr bwMode="auto">
+                    <a:xfrm>
+                      <a:off x="0" y="0"/>
+                      <a:ext cx="5334000" cy="1874173"/>
+                    </a:xfrm>
+                    <a:prstGeom prst="rect">
+                      <a:avLst/>
+                    </a:prstGeom>
+                    <a:noFill/>
+                    <a:ln w="9525">
+                      <a:noFill/>
+                      <a:headEnd/>
+                      <a:tailEnd/>
+                    </a:ln>
+                  </pic:spPr>
+                </pic:pic>
+              </a:graphicData>
+            </a:graphic>
+          </wp:inline>
+        </w:drawing>
+      </w:r>
+    </w:p>
+    <w:p>
+      <w:pPr>
+        <w:pStyle w:val="ImageCaption"/>
+      </w:pPr>
+      <w:r>
+        <w:rPr>
+          <w:b/>
+          <w:bCs/>
+        </w:rPr>
+        <w:t xml:space="preserve">Figure 3.</w:t>
+      </w:r>
+      <w:r>
+        <w:t xml:space="preserve"> </w:t>
+      </w:r>
+      <w:r>
+        <w:t xml:space="preserve">(a) Share of road on low ground by when its ground urbanised; (b) road on low ground and channel crossings per 100 km, by city.</w:t>
+      </w:r>
+    </w:p>
+    <w:bookmarkEnd w:id="22"/>
+    <w:bookmarkStart w:id="23" w:name="discussion"/>
     <w:p>
       <w:pPr>
         <w:pStyle w:val="Heading1"/>
@@ -2618,8 +2813,8 @@
         <w:t xml:space="preserve">Local verification with municipal engineers and the Uganda National Meteorological Authority is the next step.</w:t>
       </w:r>
     </w:p>
-    <w:bookmarkEnd w:id="14"/>
-    <w:bookmarkStart w:id="15" w:name="conclusion"/>
+    <w:bookmarkEnd w:id="23"/>
+    <w:bookmarkStart w:id="24" w:name="conclusion"/>
     <w:p>
       <w:pPr>
         <w:pStyle w:val="Heading1"/>
@@ -2636,14 +2831,40 @@
         <w:t xml:space="preserve">Kampala shows where unmanaged valley-floor development leads. Uganda’s regional cities are on the same path, starting later but moving faster: their low-ground populations are projected to grow up to twice as fast as the cities themselves this decade. Open data can identify these valleys today, while protecting them is still cheap.</w:t>
       </w:r>
     </w:p>
-    <w:bookmarkEnd w:id="15"/>
-    <w:bookmarkStart w:id="16" w:name="figures"/>
+    <w:bookmarkEnd w:id="24"/>
+    <w:bookmarkStart w:id="25" w:name="figures"/>
     <w:p>
       <w:pPr>
         <w:pStyle w:val="Heading1"/>
       </w:pPr>
       <w:r>
         <w:t xml:space="preserve">Figures</w:t>
+      </w:r>
+    </w:p>
+    <w:p>
+      <w:pPr>
+        <w:pStyle w:val="FirstParagraph"/>
+      </w:pPr>
+      <w:r>
+        <w:t xml:space="preserve">Figures are embedded in the text.</w:t>
+      </w:r>
+    </w:p>
+    <w:bookmarkEnd w:id="25"/>
+    <w:bookmarkStart w:id="26" w:name="references"/>
+    <w:p>
+      <w:pPr>
+        <w:pStyle w:val="Heading1"/>
+      </w:pPr>
+      <w:r>
+        <w:t xml:space="preserve">References</w:t>
+      </w:r>
+    </w:p>
+    <w:p>
+      <w:pPr>
+        <w:pStyle w:val="FirstParagraph"/>
+      </w:pPr>
+      <w:r>
+        <w:t xml:space="preserve">Items marked † were found through search, or are grey literature not yet opened; verify them before submission.</w:t>
       </w:r>
     </w:p>
     <w:p>
@@ -2655,7 +2876,20 @@
         </w:numPr>
       </w:pPr>
       <w:r>
-        <w:t xml:space="preserve">cm5: study area, six cities at the same scale</w:t>
+        <w:t xml:space="preserve">National Planning Authority (2025).</w:t>
+      </w:r>
+      <w:r>
+        <w:t xml:space="preserve"> </w:t>
+      </w:r>
+      <w:r>
+        <w:rPr>
+          <w:i/>
+          <w:iCs/>
+        </w:rPr>
+        <w:t xml:space="preserve">Fourth National Development Plan (NDP IV) 2025/26–2029/30</w:t>
+      </w:r>
+      <w:r>
+        <w:t xml:space="preserve">. Government of Uganda, Kampala.</w:t>
       </w:r>
     </w:p>
     <w:p>
@@ -2667,7 +2901,7 @@
         </w:numPr>
       </w:pPr>
       <w:r>
-        <w:t xml:space="preserve">kd40: a, valley floor built over 1975–2030; b, people on low ground relative to 2000; c, 2020–30 growth, low ground vs whole area</w:t>
+        <w:t xml:space="preserve">† Ministry of Lands, Housing and Urban Development. National Physical Development Plan, Uganda.</w:t>
       </w:r>
     </w:p>
     <w:p>
@@ -2679,73 +2913,6 @@
         </w:numPr>
       </w:pPr>
       <w:r>
-        <w:t xml:space="preserve">kd56: a, share of road on low ground by when its ground urbanised; b, road on low ground and channel crossings per 100 km, by city</w:t>
-      </w:r>
-    </w:p>
-    <w:bookmarkEnd w:id="16"/>
-    <w:bookmarkStart w:id="17" w:name="references"/>
-    <w:p>
-      <w:pPr>
-        <w:pStyle w:val="Heading1"/>
-      </w:pPr>
-      <w:r>
-        <w:t xml:space="preserve">References</w:t>
-      </w:r>
-    </w:p>
-    <w:p>
-      <w:pPr>
-        <w:pStyle w:val="FirstParagraph"/>
-      </w:pPr>
-      <w:r>
-        <w:t xml:space="preserve">Items marked † were found through search, or are grey literature not yet opened; verify them before submission.</w:t>
-      </w:r>
-    </w:p>
-    <w:p>
-      <w:pPr>
-        <w:pStyle w:val="Compact"/>
-        <w:numPr>
-          <w:ilvl w:val="0"/>
-          <w:numId w:val="1007"/>
-        </w:numPr>
-      </w:pPr>
-      <w:r>
-        <w:t xml:space="preserve">National Planning Authority (2025).</w:t>
-      </w:r>
-      <w:r>
-        <w:t xml:space="preserve"> </w:t>
-      </w:r>
-      <w:r>
-        <w:rPr>
-          <w:i/>
-          <w:iCs/>
-        </w:rPr>
-        <w:t xml:space="preserve">Fourth National Development Plan (NDP IV) 2025/26–2029/30</w:t>
-      </w:r>
-      <w:r>
-        <w:t xml:space="preserve">. Government of Uganda, Kampala.</w:t>
-      </w:r>
-    </w:p>
-    <w:p>
-      <w:pPr>
-        <w:pStyle w:val="Compact"/>
-        <w:numPr>
-          <w:ilvl w:val="0"/>
-          <w:numId w:val="1007"/>
-        </w:numPr>
-      </w:pPr>
-      <w:r>
-        <w:t xml:space="preserve">† Ministry of Lands, Housing and Urban Development. National Physical Development Plan, Uganda.</w:t>
-      </w:r>
-    </w:p>
-    <w:p>
-      <w:pPr>
-        <w:pStyle w:val="Compact"/>
-        <w:numPr>
-          <w:ilvl w:val="0"/>
-          <w:numId w:val="1007"/>
-        </w:numPr>
-      </w:pPr>
-      <w:r>
         <w:t xml:space="preserve">Rentschler, J., Avner, P., Marconcini, M., Su, R., Strano, E., Vousdoukas, M. and Hallegatte, S. (2023). Global evidence of rapid urban growth in flood zones since 1985.</w:t>
       </w:r>
       <w:r>
@@ -2770,7 +2937,7 @@
         <w:pStyle w:val="Compact"/>
         <w:numPr>
           <w:ilvl w:val="0"/>
-          <w:numId w:val="1007"/>
+          <w:numId w:val="1006"/>
         </w:numPr>
       </w:pPr>
       <w:r>
@@ -2798,7 +2965,7 @@
         <w:pStyle w:val="Compact"/>
         <w:numPr>
           <w:ilvl w:val="0"/>
-          <w:numId w:val="1007"/>
+          <w:numId w:val="1006"/>
         </w:numPr>
       </w:pPr>
       <w:r>
@@ -2826,7 +2993,7 @@
         <w:pStyle w:val="Compact"/>
         <w:numPr>
           <w:ilvl w:val="0"/>
-          <w:numId w:val="1007"/>
+          <w:numId w:val="1006"/>
         </w:numPr>
       </w:pPr>
       <w:r>
@@ -2838,7 +3005,7 @@
         <w:pStyle w:val="Compact"/>
         <w:numPr>
           <w:ilvl w:val="0"/>
-          <w:numId w:val="1007"/>
+          <w:numId w:val="1006"/>
         </w:numPr>
       </w:pPr>
       <w:r>
@@ -2850,7 +3017,7 @@
         <w:pStyle w:val="Compact"/>
         <w:numPr>
           <w:ilvl w:val="0"/>
-          <w:numId w:val="1007"/>
+          <w:numId w:val="1006"/>
         </w:numPr>
       </w:pPr>
       <w:r>
@@ -2862,7 +3029,7 @@
         <w:pStyle w:val="Compact"/>
         <w:numPr>
           <w:ilvl w:val="0"/>
-          <w:numId w:val="1007"/>
+          <w:numId w:val="1006"/>
         </w:numPr>
       </w:pPr>
       <w:r>
@@ -2874,7 +3041,7 @@
         <w:pStyle w:val="Compact"/>
         <w:numPr>
           <w:ilvl w:val="0"/>
-          <w:numId w:val="1007"/>
+          <w:numId w:val="1006"/>
         </w:numPr>
       </w:pPr>
       <w:r>
@@ -2886,7 +3053,7 @@
         <w:pStyle w:val="Compact"/>
         <w:numPr>
           <w:ilvl w:val="0"/>
-          <w:numId w:val="1007"/>
+          <w:numId w:val="1006"/>
         </w:numPr>
       </w:pPr>
       <w:r>
@@ -2933,7 +3100,7 @@
         <w:t xml:space="preserve">).</w:t>
       </w:r>
     </w:p>
-    <w:bookmarkEnd w:id="17"/>
+    <w:bookmarkEnd w:id="26"/>
     <w:sectPr>
       <w:footnotePr>
         <w:numRestart w:val="eachSect"/>
@@ -3251,9 +3418,6 @@
     <w:abstractNumId w:val="991"/>
   </w:num>
   <w:num w:numId="1006">
-    <w:abstractNumId w:val="991"/>
-  </w:num>
-  <w:num w:numId="1007">
     <w:abstractNumId w:val="99411"/>
     <w:lvlOverride w:ilvl="0">
       <w:startOverride w:val="1"/>
